--- a/Resume/Mikhail Jacques CV.docx
+++ b/Resume/Mikhail Jacques CV.docx
@@ -298,6 +298,15 @@
           <w:szCs w:val="26"/>
           <w:lang w:bidi="he-IL"/>
         </w:rPr>
+        <w:t>,</w:t>
+      </w:r>
+      <w:r>
+        <w:rPr>
+          <w:rFonts w:asciiTheme="minorHAnsi" w:eastAsia="Times New Roman" w:hAnsiTheme="minorHAnsi" w:cs="Times New Roman"/>
+          <w:sz w:val="26"/>
+          <w:szCs w:val="26"/>
+          <w:lang w:bidi="he-IL"/>
+        </w:rPr>
         <w:t xml:space="preserve"> and desktop applications, with deep expertise in C and C++ programming languages, complemented by proficiency in C# and Python.</w:t>
       </w:r>
     </w:p>
@@ -402,7 +411,25 @@
           <w:szCs w:val="26"/>
           <w:lang w:bidi="he-IL"/>
         </w:rPr>
-        <w:t xml:space="preserve">integration </w:t>
+        <w:t>integration</w:t>
+      </w:r>
+      <w:r>
+        <w:rPr>
+          <w:rFonts w:asciiTheme="minorHAnsi" w:eastAsia="Times New Roman" w:hAnsiTheme="minorHAnsi" w:cs="Times New Roman"/>
+          <w:sz w:val="26"/>
+          <w:szCs w:val="26"/>
+          <w:lang w:bidi="he-IL"/>
+        </w:rPr>
+        <w:t>,</w:t>
+      </w:r>
+      <w:r>
+        <w:rPr>
+          <w:rFonts w:asciiTheme="minorHAnsi" w:eastAsia="Times New Roman" w:hAnsiTheme="minorHAnsi" w:cs="Times New Roman"/>
+          <w:sz w:val="26"/>
+          <w:szCs w:val="26"/>
+          <w:lang w:bidi="he-IL"/>
+        </w:rPr>
+        <w:t xml:space="preserve"> </w:t>
       </w:r>
       <w:r>
         <w:rPr>
@@ -680,55 +707,23 @@
           <w:sz w:val="26"/>
           <w:szCs w:val="26"/>
         </w:rPr>
-        <w:t xml:space="preserve">desktop </w:t>
-      </w:r>
-      <w:r>
-        <w:rPr>
-          <w:rFonts w:asciiTheme="minorHAnsi" w:hAnsiTheme="minorHAnsi" w:cstheme="minorHAnsi"/>
-          <w:sz w:val="26"/>
-          <w:szCs w:val="26"/>
-        </w:rPr>
-        <w:t>and embedded</w:t>
-      </w:r>
-      <w:r>
-        <w:rPr>
-          <w:rFonts w:asciiTheme="minorHAnsi" w:hAnsiTheme="minorHAnsi" w:cstheme="minorHAnsi"/>
-          <w:sz w:val="26"/>
-          <w:szCs w:val="26"/>
-        </w:rPr>
-        <w:t xml:space="preserve"> </w:t>
-      </w:r>
-      <w:r>
-        <w:rPr>
-          <w:rFonts w:asciiTheme="minorHAnsi" w:hAnsiTheme="minorHAnsi" w:cstheme="minorHAnsi"/>
-          <w:sz w:val="26"/>
-          <w:szCs w:val="26"/>
-        </w:rPr>
-        <w:t xml:space="preserve">software </w:t>
-      </w:r>
-      <w:r>
-        <w:rPr>
-          <w:rFonts w:asciiTheme="minorHAnsi" w:hAnsiTheme="minorHAnsi" w:cstheme="minorHAnsi"/>
-          <w:sz w:val="26"/>
-          <w:szCs w:val="26"/>
-        </w:rPr>
-        <w:t xml:space="preserve">applications </w:t>
-      </w:r>
-      <w:r>
-        <w:rPr>
-          <w:rFonts w:asciiTheme="minorHAnsi" w:hAnsiTheme="minorHAnsi" w:cstheme="minorHAnsi"/>
-          <w:sz w:val="26"/>
-          <w:szCs w:val="26"/>
-        </w:rPr>
-        <w:t>for UAV</w:t>
-      </w:r>
-      <w:r>
-        <w:rPr>
-          <w:rFonts w:asciiTheme="minorHAnsi" w:hAnsiTheme="minorHAnsi" w:cstheme="minorHAnsi"/>
-          <w:sz w:val="26"/>
-          <w:szCs w:val="26"/>
-        </w:rPr>
-        <w:t xml:space="preserve">s, robotics and laboratory </w:t>
+        <w:t>desktop</w:t>
+      </w:r>
+      <w:r>
+        <w:rPr>
+          <w:rFonts w:asciiTheme="minorHAnsi" w:hAnsiTheme="minorHAnsi" w:cstheme="minorHAnsi"/>
+          <w:sz w:val="26"/>
+          <w:szCs w:val="26"/>
+        </w:rPr>
+        <w:t>, and embedded software applications for UAVs, robotics,</w:t>
+      </w:r>
+      <w:r>
+        <w:rPr>
+          <w:rFonts w:asciiTheme="minorHAnsi" w:hAnsiTheme="minorHAnsi" w:cstheme="minorHAnsi"/>
+          <w:sz w:val="26"/>
+          <w:szCs w:val="26"/>
+        </w:rPr>
+        <w:t xml:space="preserve"> and laboratory </w:t>
       </w:r>
       <w:r>
         <w:rPr>
@@ -1816,7 +1811,23 @@
           <w:sz w:val="26"/>
           <w:szCs w:val="26"/>
         </w:rPr>
-        <w:t xml:space="preserve">Conducted seminars on behalf of faculty members. Developed computer-based simulation models for parallel job scheduling strategies. Co-authored scientific publications. </w:t>
+        <w:t>Conducted seminars on behalf of faculty members. Developed computer-based simulation models for parallel job scheduling strategies</w:t>
+      </w:r>
+      <w:r>
+        <w:rPr>
+          <w:rFonts w:asciiTheme="minorHAnsi" w:hAnsiTheme="minorHAnsi" w:cstheme="minorHAnsi"/>
+          <w:sz w:val="26"/>
+          <w:szCs w:val="26"/>
+        </w:rPr>
+        <w:t xml:space="preserve"> and co-authored</w:t>
+      </w:r>
+      <w:r>
+        <w:rPr>
+          <w:rFonts w:asciiTheme="minorHAnsi" w:hAnsiTheme="minorHAnsi" w:cstheme="minorHAnsi"/>
+          <w:sz w:val="26"/>
+          <w:szCs w:val="26"/>
+        </w:rPr>
+        <w:t xml:space="preserve"> scientific publications. </w:t>
       </w:r>
     </w:p>
     <w:p>
@@ -2175,6 +2186,14 @@
           <w:sz w:val="26"/>
           <w:szCs w:val="26"/>
         </w:rPr>
+        <w:t xml:space="preserve">OpenClaw, </w:t>
+      </w:r>
+      <w:r>
+        <w:rPr>
+          <w:rFonts w:asciiTheme="minorHAnsi" w:hAnsiTheme="minorHAnsi" w:cstheme="minorHAnsi"/>
+          <w:sz w:val="26"/>
+          <w:szCs w:val="26"/>
+        </w:rPr>
         <w:t xml:space="preserve">OpenAI </w:t>
       </w:r>
       <w:r>
@@ -2183,15 +2202,39 @@
           <w:sz w:val="26"/>
           <w:szCs w:val="26"/>
         </w:rPr>
-        <w:t xml:space="preserve">ChatGPT Plus, </w:t>
-      </w:r>
-      <w:r>
-        <w:rPr>
-          <w:rFonts w:asciiTheme="minorHAnsi" w:hAnsiTheme="minorHAnsi" w:cstheme="minorHAnsi"/>
-          <w:sz w:val="26"/>
-          <w:szCs w:val="26"/>
-        </w:rPr>
-        <w:t xml:space="preserve">OpenAI Codex Programming AI, </w:t>
+        <w:t>Codex</w:t>
+      </w:r>
+      <w:r>
+        <w:rPr>
+          <w:rFonts w:asciiTheme="minorHAnsi" w:hAnsiTheme="minorHAnsi" w:cstheme="minorHAnsi"/>
+          <w:sz w:val="26"/>
+          <w:szCs w:val="26"/>
+        </w:rPr>
+        <w:t xml:space="preserve">, </w:t>
+      </w:r>
+      <w:r>
+        <w:rPr>
+          <w:rFonts w:asciiTheme="minorHAnsi" w:hAnsiTheme="minorHAnsi" w:cstheme="minorHAnsi"/>
+          <w:sz w:val="26"/>
+          <w:szCs w:val="26"/>
+        </w:rPr>
+        <w:t xml:space="preserve">OpenAI </w:t>
+      </w:r>
+      <w:r>
+        <w:rPr>
+          <w:rFonts w:asciiTheme="minorHAnsi" w:hAnsiTheme="minorHAnsi" w:cstheme="minorHAnsi"/>
+          <w:sz w:val="26"/>
+          <w:szCs w:val="26"/>
+        </w:rPr>
+        <w:t>ChatGPT</w:t>
+      </w:r>
+      <w:r>
+        <w:rPr>
+          <w:rFonts w:asciiTheme="minorHAnsi" w:hAnsiTheme="minorHAnsi" w:cstheme="minorHAnsi"/>
+          <w:sz w:val="26"/>
+          <w:szCs w:val="26"/>
+        </w:rPr>
+        <w:t xml:space="preserve">, </w:t>
       </w:r>
       <w:r>
         <w:rPr>
@@ -2901,13 +2944,39 @@
           <w:szCs w:val="26"/>
         </w:rPr>
       </w:pPr>
-      <w:r>
-        <w:rPr>
-          <w:rFonts w:asciiTheme="minorHAnsi" w:hAnsiTheme="minorHAnsi" w:cstheme="minorHAnsi"/>
-          <w:sz w:val="26"/>
-          <w:szCs w:val="26"/>
-        </w:rPr>
-        <w:t xml:space="preserve">Thesis: ‘Workload Modelling and Internal </w:t>
+      <w:proofErr w:type="gramStart"/>
+      <w:r>
+        <w:rPr>
+          <w:rFonts w:asciiTheme="minorHAnsi" w:hAnsiTheme="minorHAnsi" w:cstheme="minorHAnsi"/>
+          <w:sz w:val="26"/>
+          <w:szCs w:val="26"/>
+        </w:rPr>
+        <w:t>Thesis: ‘</w:t>
+      </w:r>
+      <w:proofErr w:type="gramEnd"/>
+      <w:r>
+        <w:rPr>
+          <w:rFonts w:asciiTheme="minorHAnsi" w:hAnsiTheme="minorHAnsi" w:cstheme="minorHAnsi"/>
+          <w:sz w:val="26"/>
+          <w:szCs w:val="26"/>
+        </w:rPr>
+        <w:t xml:space="preserve">Workload </w:t>
+      </w:r>
+      <w:r>
+        <w:rPr>
+          <w:rFonts w:asciiTheme="minorHAnsi" w:hAnsiTheme="minorHAnsi" w:cstheme="minorHAnsi"/>
+          <w:sz w:val="26"/>
+          <w:szCs w:val="26"/>
+        </w:rPr>
+        <w:t>Modeling</w:t>
+      </w:r>
+      <w:r>
+        <w:rPr>
+          <w:rFonts w:asciiTheme="minorHAnsi" w:hAnsiTheme="minorHAnsi" w:cstheme="minorHAnsi"/>
+          <w:sz w:val="26"/>
+          <w:szCs w:val="26"/>
+        </w:rPr>
+        <w:t xml:space="preserve"> and Internal </w:t>
       </w:r>
       <w:r>
         <w:rPr>

--- a/Resume/Mikhail Jacques CV.docx
+++ b/Resume/Mikhail Jacques CV.docx
@@ -851,25 +851,7 @@
           <w:sz w:val="26"/>
           <w:szCs w:val="26"/>
         </w:rPr>
-        <w:t xml:space="preserve">Developed </w:t>
-      </w:r>
-      <w:proofErr w:type="spellStart"/>
-      <w:r>
-        <w:rPr>
-          <w:rFonts w:asciiTheme="minorHAnsi" w:hAnsiTheme="minorHAnsi" w:cstheme="minorHAnsi"/>
-          <w:sz w:val="26"/>
-          <w:szCs w:val="26"/>
-        </w:rPr>
-        <w:t>LeanFT</w:t>
-      </w:r>
-      <w:proofErr w:type="spellEnd"/>
-      <w:r>
-        <w:rPr>
-          <w:rFonts w:asciiTheme="minorHAnsi" w:hAnsiTheme="minorHAnsi" w:cstheme="minorHAnsi"/>
-          <w:sz w:val="26"/>
-          <w:szCs w:val="26"/>
-        </w:rPr>
-        <w:t>, a proprietary automated software tool, using C# and Java.</w:t>
+        <w:t>Developed LeanFT, a proprietary automated software tool, using C# and Java.</w:t>
       </w:r>
     </w:p>
     <w:p>
@@ -1057,7 +1039,6 @@
         <w:t xml:space="preserve">Software Engineer @ </w:t>
       </w:r>
       <w:hyperlink w:history="1">
-        <w:proofErr w:type="spellStart"/>
         <w:r>
           <w:rPr>
             <w:rStyle w:val="Hyperlink"/>
@@ -1071,7 +1052,6 @@
           </w:rPr>
           <w:t>TrioSoft</w:t>
         </w:r>
-        <w:proofErr w:type="spellEnd"/>
       </w:hyperlink>
       <w:r>
         <w:rPr>
@@ -2186,6 +2166,14 @@
           <w:sz w:val="26"/>
           <w:szCs w:val="26"/>
         </w:rPr>
+        <w:t xml:space="preserve">Hermes, </w:t>
+      </w:r>
+      <w:r>
+        <w:rPr>
+          <w:rFonts w:asciiTheme="minorHAnsi" w:hAnsiTheme="minorHAnsi" w:cstheme="minorHAnsi"/>
+          <w:sz w:val="26"/>
+          <w:szCs w:val="26"/>
+        </w:rPr>
         <w:t xml:space="preserve">OpenClaw, </w:t>
       </w:r>
       <w:r>
@@ -2210,6 +2198,22 @@
           <w:sz w:val="26"/>
           <w:szCs w:val="26"/>
         </w:rPr>
+        <w:t>/</w:t>
+      </w:r>
+      <w:r>
+        <w:rPr>
+          <w:rFonts w:asciiTheme="minorHAnsi" w:hAnsiTheme="minorHAnsi" w:cstheme="minorHAnsi"/>
+          <w:sz w:val="26"/>
+          <w:szCs w:val="26"/>
+        </w:rPr>
+        <w:t>ChatGPT</w:t>
+      </w:r>
+      <w:r>
+        <w:rPr>
+          <w:rFonts w:asciiTheme="minorHAnsi" w:hAnsiTheme="minorHAnsi" w:cstheme="minorHAnsi"/>
+          <w:sz w:val="26"/>
+          <w:szCs w:val="26"/>
+        </w:rPr>
         <w:t xml:space="preserve">, </w:t>
       </w:r>
       <w:r>
@@ -2218,15 +2222,23 @@
           <w:sz w:val="26"/>
           <w:szCs w:val="26"/>
         </w:rPr>
-        <w:t xml:space="preserve">OpenAI </w:t>
-      </w:r>
-      <w:r>
-        <w:rPr>
-          <w:rFonts w:asciiTheme="minorHAnsi" w:hAnsiTheme="minorHAnsi" w:cstheme="minorHAnsi"/>
-          <w:sz w:val="26"/>
-          <w:szCs w:val="26"/>
-        </w:rPr>
-        <w:t>ChatGPT</w:t>
+        <w:t>Git</w:t>
+      </w:r>
+      <w:r>
+        <w:rPr>
+          <w:rFonts w:asciiTheme="minorHAnsi" w:hAnsiTheme="minorHAnsi" w:cstheme="minorHAnsi"/>
+          <w:sz w:val="26"/>
+          <w:szCs w:val="26"/>
+        </w:rPr>
+        <w:t>H</w:t>
+      </w:r>
+      <w:r>
+        <w:rPr>
+          <w:rFonts w:asciiTheme="minorHAnsi" w:hAnsiTheme="minorHAnsi" w:cstheme="minorHAnsi"/>
+          <w:sz w:val="26"/>
+          <w:szCs w:val="26"/>
+        </w:rPr>
+        <w:t>ub Copilot</w:t>
       </w:r>
       <w:r>
         <w:rPr>
@@ -2242,23 +2254,23 @@
           <w:sz w:val="26"/>
           <w:szCs w:val="26"/>
         </w:rPr>
-        <w:t>Git</w:t>
-      </w:r>
-      <w:r>
-        <w:rPr>
-          <w:rFonts w:asciiTheme="minorHAnsi" w:hAnsiTheme="minorHAnsi" w:cstheme="minorHAnsi"/>
-          <w:sz w:val="26"/>
-          <w:szCs w:val="26"/>
-        </w:rPr>
-        <w:t>H</w:t>
-      </w:r>
-      <w:r>
-        <w:rPr>
-          <w:rFonts w:asciiTheme="minorHAnsi" w:hAnsiTheme="minorHAnsi" w:cstheme="minorHAnsi"/>
-          <w:sz w:val="26"/>
-          <w:szCs w:val="26"/>
-        </w:rPr>
-        <w:t>ub Copilot</w:t>
+        <w:t>Google Gemini</w:t>
+      </w:r>
+      <w:r>
+        <w:rPr>
+          <w:rFonts w:asciiTheme="minorHAnsi" w:hAnsiTheme="minorHAnsi" w:cstheme="minorHAnsi"/>
+          <w:sz w:val="26"/>
+          <w:szCs w:val="26"/>
+        </w:rPr>
+        <w:t xml:space="preserve">, Anthropic </w:t>
+      </w:r>
+      <w:r>
+        <w:rPr>
+          <w:rFonts w:asciiTheme="minorHAnsi" w:hAnsiTheme="minorHAnsi" w:cstheme="minorHAnsi"/>
+          <w:sz w:val="26"/>
+          <w:szCs w:val="26"/>
+        </w:rPr>
+        <w:t>Claude Code</w:t>
       </w:r>
       <w:r>
         <w:rPr>
@@ -2274,50 +2286,8 @@
           <w:sz w:val="26"/>
           <w:szCs w:val="26"/>
         </w:rPr>
-        <w:t>Google Gemini</w:t>
-      </w:r>
-      <w:r>
-        <w:rPr>
-          <w:rFonts w:asciiTheme="minorHAnsi" w:hAnsiTheme="minorHAnsi" w:cstheme="minorHAnsi"/>
-          <w:sz w:val="26"/>
-          <w:szCs w:val="26"/>
-        </w:rPr>
-        <w:t xml:space="preserve">, Anthropic </w:t>
-      </w:r>
-      <w:r>
-        <w:rPr>
-          <w:rFonts w:asciiTheme="minorHAnsi" w:hAnsiTheme="minorHAnsi" w:cstheme="minorHAnsi"/>
-          <w:sz w:val="26"/>
-          <w:szCs w:val="26"/>
-        </w:rPr>
-        <w:t>Claude Code</w:t>
-      </w:r>
-      <w:r>
-        <w:rPr>
-          <w:rFonts w:asciiTheme="minorHAnsi" w:hAnsiTheme="minorHAnsi" w:cstheme="minorHAnsi"/>
-          <w:sz w:val="26"/>
-          <w:szCs w:val="26"/>
-        </w:rPr>
-        <w:t xml:space="preserve">, </w:t>
-      </w:r>
-      <w:r>
-        <w:rPr>
-          <w:rFonts w:asciiTheme="minorHAnsi" w:hAnsiTheme="minorHAnsi" w:cstheme="minorHAnsi"/>
-          <w:sz w:val="26"/>
-          <w:szCs w:val="26"/>
-        </w:rPr>
-        <w:t xml:space="preserve">Google </w:t>
-      </w:r>
-      <w:proofErr w:type="spellStart"/>
-      <w:r>
-        <w:rPr>
-          <w:rFonts w:asciiTheme="minorHAnsi" w:hAnsiTheme="minorHAnsi" w:cstheme="minorHAnsi"/>
-          <w:sz w:val="26"/>
-          <w:szCs w:val="26"/>
-        </w:rPr>
-        <w:t>NotebookLM</w:t>
-      </w:r>
-      <w:proofErr w:type="spellEnd"/>
+        <w:t>Google NotebookLM</w:t>
+      </w:r>
       <w:r>
         <w:rPr>
           <w:rFonts w:asciiTheme="minorHAnsi" w:hAnsiTheme="minorHAnsi" w:cstheme="minorHAnsi"/>
@@ -2406,25 +2376,7 @@
           <w:sz w:val="26"/>
           <w:szCs w:val="26"/>
         </w:rPr>
-        <w:t xml:space="preserve">Design Patterns: </w:t>
-      </w:r>
-      <w:proofErr w:type="spellStart"/>
-      <w:r>
-        <w:rPr>
-          <w:rFonts w:asciiTheme="minorHAnsi" w:hAnsiTheme="minorHAnsi" w:cstheme="minorHAnsi"/>
-          <w:sz w:val="26"/>
-          <w:szCs w:val="26"/>
-        </w:rPr>
-        <w:t>GoF</w:t>
-      </w:r>
-      <w:proofErr w:type="spellEnd"/>
-      <w:r>
-        <w:rPr>
-          <w:rFonts w:asciiTheme="minorHAnsi" w:hAnsiTheme="minorHAnsi" w:cstheme="minorHAnsi"/>
-          <w:sz w:val="26"/>
-          <w:szCs w:val="26"/>
-        </w:rPr>
-        <w:t xml:space="preserve"> design patterns in C++, C#</w:t>
+        <w:t>Design Patterns: GoF design patterns in C++, C#</w:t>
       </w:r>
     </w:p>
     <w:p>
@@ -2676,23 +2628,13 @@
         </w:rPr>
         <w:t xml:space="preserve">Auxiliary tools: </w:t>
       </w:r>
-      <w:proofErr w:type="spellStart"/>
-      <w:r>
-        <w:rPr>
-          <w:rFonts w:asciiTheme="minorHAnsi" w:hAnsiTheme="minorHAnsi" w:cstheme="minorHAnsi"/>
-          <w:sz w:val="26"/>
-          <w:szCs w:val="26"/>
-        </w:rPr>
-        <w:t>CMake</w:t>
-      </w:r>
-      <w:proofErr w:type="spellEnd"/>
-      <w:r>
-        <w:rPr>
-          <w:rFonts w:asciiTheme="minorHAnsi" w:hAnsiTheme="minorHAnsi" w:cstheme="minorHAnsi"/>
-          <w:sz w:val="26"/>
-          <w:szCs w:val="26"/>
-        </w:rPr>
-        <w:t xml:space="preserve">, </w:t>
+      <w:r>
+        <w:rPr>
+          <w:rFonts w:asciiTheme="minorHAnsi" w:hAnsiTheme="minorHAnsi" w:cstheme="minorHAnsi"/>
+          <w:sz w:val="26"/>
+          <w:szCs w:val="26"/>
+        </w:rPr>
+        <w:t xml:space="preserve">CMake, </w:t>
       </w:r>
       <w:r>
         <w:rPr>
@@ -2944,23 +2886,13 @@
           <w:szCs w:val="26"/>
         </w:rPr>
       </w:pPr>
-      <w:proofErr w:type="gramStart"/>
-      <w:r>
-        <w:rPr>
-          <w:rFonts w:asciiTheme="minorHAnsi" w:hAnsiTheme="minorHAnsi" w:cstheme="minorHAnsi"/>
-          <w:sz w:val="26"/>
-          <w:szCs w:val="26"/>
-        </w:rPr>
-        <w:t>Thesis: ‘</w:t>
-      </w:r>
-      <w:proofErr w:type="gramEnd"/>
-      <w:r>
-        <w:rPr>
-          <w:rFonts w:asciiTheme="minorHAnsi" w:hAnsiTheme="minorHAnsi" w:cstheme="minorHAnsi"/>
-          <w:sz w:val="26"/>
-          <w:szCs w:val="26"/>
-        </w:rPr>
-        <w:t xml:space="preserve">Workload </w:t>
+      <w:r>
+        <w:rPr>
+          <w:rFonts w:asciiTheme="minorHAnsi" w:hAnsiTheme="minorHAnsi" w:cstheme="minorHAnsi"/>
+          <w:sz w:val="26"/>
+          <w:szCs w:val="26"/>
+        </w:rPr>
+        <w:t xml:space="preserve">Thesis: ‘Workload </w:t>
       </w:r>
       <w:r>
         <w:rPr>
@@ -3147,43 +3079,7 @@
           <w:sz w:val="26"/>
           <w:szCs w:val="26"/>
         </w:rPr>
-        <w:t xml:space="preserve">Diploma of Technician, Marine Electricity and Control @ </w:t>
-      </w:r>
-      <w:proofErr w:type="spellStart"/>
-      <w:r>
-        <w:rPr>
-          <w:rFonts w:asciiTheme="minorHAnsi" w:hAnsiTheme="minorHAnsi" w:cstheme="minorHAnsi"/>
-          <w:sz w:val="26"/>
-          <w:szCs w:val="26"/>
-        </w:rPr>
-        <w:t>Mevoot</w:t>
-      </w:r>
-      <w:proofErr w:type="spellEnd"/>
-      <w:r>
-        <w:rPr>
-          <w:rFonts w:asciiTheme="minorHAnsi" w:hAnsiTheme="minorHAnsi" w:cstheme="minorHAnsi"/>
-          <w:sz w:val="26"/>
-          <w:szCs w:val="26"/>
-        </w:rPr>
-        <w:t xml:space="preserve"> Yam Marine Technological College, </w:t>
-      </w:r>
-      <w:proofErr w:type="spellStart"/>
-      <w:r>
-        <w:rPr>
-          <w:rFonts w:asciiTheme="minorHAnsi" w:hAnsiTheme="minorHAnsi" w:cstheme="minorHAnsi"/>
-          <w:sz w:val="26"/>
-          <w:szCs w:val="26"/>
-        </w:rPr>
-        <w:t>Mikhmoret</w:t>
-      </w:r>
-      <w:proofErr w:type="spellEnd"/>
-      <w:r>
-        <w:rPr>
-          <w:rFonts w:asciiTheme="minorHAnsi" w:hAnsiTheme="minorHAnsi" w:cstheme="minorHAnsi"/>
-          <w:sz w:val="26"/>
-          <w:szCs w:val="26"/>
-        </w:rPr>
-        <w:t>, Israel</w:t>
+        <w:t>Diploma of Technician, Marine Electricity and Control @ Mevoot Yam Marine Technological College, Mikhmoret, Israel</w:t>
       </w:r>
     </w:p>
     <w:p>
@@ -3562,23 +3458,7 @@
           <w:sz w:val="26"/>
           <w:szCs w:val="26"/>
         </w:rPr>
-        <w:t>Israeli Navy (</w:t>
-      </w:r>
-      <w:proofErr w:type="spellStart"/>
-      <w:r>
-        <w:rPr>
-          <w:sz w:val="26"/>
-          <w:szCs w:val="26"/>
-        </w:rPr>
-        <w:t>Shayetet</w:t>
-      </w:r>
-      <w:proofErr w:type="spellEnd"/>
-      <w:r>
-        <w:rPr>
-          <w:sz w:val="26"/>
-          <w:szCs w:val="26"/>
-        </w:rPr>
-        <w:t xml:space="preserve"> 13)</w:t>
+        <w:t>Israeli Navy (Shayetet 13)</w:t>
       </w:r>
     </w:p>
     <w:p>
